--- a/Resume/Rick Unite_ECE_Resume.docx
+++ b/Resume/Rick Unite_ECE_Resume.docx
@@ -414,7 +414,21 @@
           <w:sz w:val="20"/>
           <w:szCs w:val="20"/>
         </w:rPr>
-        <w:t xml:space="preserve"> - (Expected) Jun ‘2</w:t>
+        <w:t xml:space="preserve"> - </w:t>
+      </w:r>
+      <w:r>
+        <w:rPr>
+          <w:sz w:val="20"/>
+          <w:szCs w:val="20"/>
+        </w:rPr>
+        <w:t>May</w:t>
+      </w:r>
+      <w:r>
+        <w:rPr>
+          <w:sz w:val="20"/>
+          <w:szCs w:val="20"/>
+        </w:rPr>
+        <w:t xml:space="preserve"> ‘2</w:t>
       </w:r>
       <w:r>
         <w:rPr>

--- a/Resume/Rick Unite_ECE_Resume.docx
+++ b/Resume/Rick Unite_ECE_Resume.docx
@@ -66,21 +66,21 @@
           <w:sz w:val="20"/>
           <w:szCs w:val="20"/>
         </w:rPr>
-        <w:t>Engineering student</w:t>
-      </w:r>
-      <w:r>
-        <w:rPr>
-          <w:sz w:val="20"/>
-          <w:szCs w:val="20"/>
-        </w:rPr>
-        <w:t xml:space="preserve"> eager to contribute and grow through internship roles</w:t>
-      </w:r>
-      <w:r>
-        <w:rPr>
-          <w:sz w:val="20"/>
-          <w:szCs w:val="20"/>
-        </w:rPr>
-        <w:t xml:space="preserve"> </w:t>
+        <w:t>Engineer</w:t>
+      </w:r>
+      <w:r>
+        <w:rPr>
+          <w:sz w:val="20"/>
+          <w:szCs w:val="20"/>
+        </w:rPr>
+        <w:t xml:space="preserve"> eager to contribute and grow through </w:t>
+      </w:r>
+      <w:r>
+        <w:rPr>
+          <w:sz w:val="20"/>
+          <w:szCs w:val="20"/>
+        </w:rPr>
+        <w:t>new experiences</w:t>
       </w:r>
     </w:p>
     <w:p>
@@ -1583,23 +1583,7 @@
           <w:sz w:val="20"/>
           <w:szCs w:val="20"/>
         </w:rPr>
-        <w:t xml:space="preserve">, and created a joystick-based remote control using </w:t>
-      </w:r>
-      <w:proofErr w:type="spellStart"/>
-      <w:r>
-        <w:rPr>
-          <w:sz w:val="20"/>
-          <w:szCs w:val="20"/>
-        </w:rPr>
-        <w:t>WiFi</w:t>
-      </w:r>
-      <w:proofErr w:type="spellEnd"/>
-      <w:r>
-        <w:rPr>
-          <w:sz w:val="20"/>
-          <w:szCs w:val="20"/>
-        </w:rPr>
-        <w:t>/ESP-NOW</w:t>
+        <w:t>, and created a joystick-based remote control using WiFi/ESP-NOW</w:t>
       </w:r>
     </w:p>
     <w:p>
@@ -2310,17 +2294,8 @@
           <w:sz w:val="20"/>
           <w:szCs w:val="20"/>
         </w:rPr>
-        <w:t xml:space="preserve">, AutoCAD, </w:t>
-      </w:r>
-      <w:proofErr w:type="spellStart"/>
-      <w:r>
-        <w:rPr>
-          <w:sz w:val="20"/>
-          <w:szCs w:val="20"/>
-        </w:rPr>
-        <w:t>Solidworks</w:t>
-      </w:r>
-      <w:proofErr w:type="spellEnd"/>
+        <w:t>, AutoCAD, Solidworks</w:t>
+      </w:r>
     </w:p>
     <w:p>
       <w:pPr>

--- a/Resume/Rick Unite_ECE_Resume.docx
+++ b/Resume/Rick Unite_ECE_Resume.docx
@@ -1583,7 +1583,23 @@
           <w:sz w:val="20"/>
           <w:szCs w:val="20"/>
         </w:rPr>
-        <w:t>, and created a joystick-based remote control using WiFi/ESP-NOW</w:t>
+        <w:t xml:space="preserve">, and created a joystick-based remote control using </w:t>
+      </w:r>
+      <w:proofErr w:type="spellStart"/>
+      <w:r>
+        <w:rPr>
+          <w:sz w:val="20"/>
+          <w:szCs w:val="20"/>
+        </w:rPr>
+        <w:t>WiFi</w:t>
+      </w:r>
+      <w:proofErr w:type="spellEnd"/>
+      <w:r>
+        <w:rPr>
+          <w:sz w:val="20"/>
+          <w:szCs w:val="20"/>
+        </w:rPr>
+        <w:t>/ESP-NOW</w:t>
       </w:r>
     </w:p>
     <w:p>
@@ -1601,92 +1617,121 @@
           <w:sz w:val="20"/>
           <w:szCs w:val="20"/>
         </w:rPr>
-        <w:t xml:space="preserve">Café Sumire Ticketing </w:t>
-      </w:r>
-      <w:r>
-        <w:rPr>
-          <w:sz w:val="20"/>
-          <w:szCs w:val="20"/>
-        </w:rPr>
-        <w:t xml:space="preserve">POS </w:t>
-      </w:r>
-      <w:r>
-        <w:rPr>
-          <w:sz w:val="20"/>
-          <w:szCs w:val="20"/>
-        </w:rPr>
-        <w:t>System</w:t>
-      </w:r>
-      <w:r>
-        <w:rPr>
-          <w:sz w:val="20"/>
-          <w:szCs w:val="20"/>
-        </w:rPr>
-        <w:tab/>
-      </w:r>
-      <w:r>
-        <w:rPr>
-          <w:sz w:val="20"/>
-          <w:szCs w:val="20"/>
-        </w:rPr>
-        <w:tab/>
-      </w:r>
-      <w:r>
-        <w:rPr>
-          <w:sz w:val="20"/>
-          <w:szCs w:val="20"/>
-        </w:rPr>
-        <w:tab/>
-      </w:r>
-      <w:r>
-        <w:rPr>
-          <w:sz w:val="20"/>
-          <w:szCs w:val="20"/>
-        </w:rPr>
-        <w:tab/>
-      </w:r>
-      <w:r>
-        <w:rPr>
-          <w:sz w:val="20"/>
-          <w:szCs w:val="20"/>
-        </w:rPr>
-        <w:tab/>
-      </w:r>
-      <w:r>
-        <w:rPr>
-          <w:sz w:val="20"/>
-          <w:szCs w:val="20"/>
-        </w:rPr>
-        <w:tab/>
-      </w:r>
-      <w:r>
-        <w:rPr>
-          <w:sz w:val="20"/>
-          <w:szCs w:val="20"/>
-        </w:rPr>
-        <w:tab/>
-      </w:r>
-      <w:r>
-        <w:rPr>
-          <w:sz w:val="20"/>
-          <w:szCs w:val="20"/>
-        </w:rPr>
-        <w:tab/>
-      </w:r>
-      <w:r>
-        <w:rPr>
-          <w:sz w:val="20"/>
-          <w:szCs w:val="20"/>
-        </w:rPr>
-        <w:tab/>
-      </w:r>
-      <w:r>
-        <w:rPr>
-          <w:sz w:val="20"/>
-          <w:szCs w:val="20"/>
-        </w:rPr>
-        <w:tab/>
-        <w:t>Jun’25</w:t>
+        <w:t xml:space="preserve">FPGA </w:t>
+      </w:r>
+      <w:proofErr w:type="spellStart"/>
+      <w:r>
+        <w:rPr>
+          <w:sz w:val="20"/>
+          <w:szCs w:val="20"/>
+        </w:rPr>
+        <w:t>Debouncer</w:t>
+      </w:r>
+      <w:proofErr w:type="spellEnd"/>
+      <w:r>
+        <w:rPr>
+          <w:sz w:val="20"/>
+          <w:szCs w:val="20"/>
+        </w:rPr>
+        <w:tab/>
+      </w:r>
+      <w:r>
+        <w:rPr>
+          <w:sz w:val="20"/>
+          <w:szCs w:val="20"/>
+        </w:rPr>
+        <w:tab/>
+      </w:r>
+      <w:r>
+        <w:rPr>
+          <w:sz w:val="20"/>
+          <w:szCs w:val="20"/>
+        </w:rPr>
+        <w:tab/>
+      </w:r>
+      <w:r>
+        <w:rPr>
+          <w:sz w:val="20"/>
+          <w:szCs w:val="20"/>
+        </w:rPr>
+        <w:tab/>
+      </w:r>
+      <w:r>
+        <w:rPr>
+          <w:sz w:val="20"/>
+          <w:szCs w:val="20"/>
+        </w:rPr>
+        <w:tab/>
+      </w:r>
+      <w:r>
+        <w:rPr>
+          <w:sz w:val="20"/>
+          <w:szCs w:val="20"/>
+        </w:rPr>
+        <w:tab/>
+      </w:r>
+      <w:r>
+        <w:rPr>
+          <w:sz w:val="20"/>
+          <w:szCs w:val="20"/>
+        </w:rPr>
+        <w:tab/>
+      </w:r>
+      <w:r>
+        <w:rPr>
+          <w:sz w:val="20"/>
+          <w:szCs w:val="20"/>
+        </w:rPr>
+        <w:tab/>
+      </w:r>
+      <w:r>
+        <w:rPr>
+          <w:sz w:val="20"/>
+          <w:szCs w:val="20"/>
+        </w:rPr>
+        <w:tab/>
+      </w:r>
+      <w:r>
+        <w:rPr>
+          <w:sz w:val="20"/>
+          <w:szCs w:val="20"/>
+        </w:rPr>
+        <w:tab/>
+      </w:r>
+      <w:r>
+        <w:rPr>
+          <w:sz w:val="20"/>
+          <w:szCs w:val="20"/>
+        </w:rPr>
+        <w:tab/>
+      </w:r>
+      <w:r>
+        <w:rPr>
+          <w:sz w:val="20"/>
+          <w:szCs w:val="20"/>
+        </w:rPr>
+        <w:tab/>
+      </w:r>
+      <w:r>
+        <w:rPr>
+          <w:sz w:val="20"/>
+          <w:szCs w:val="20"/>
+        </w:rPr>
+        <w:t xml:space="preserve">Mar </w:t>
+      </w:r>
+      <w:r>
+        <w:rPr>
+          <w:sz w:val="20"/>
+          <w:szCs w:val="20"/>
+        </w:rPr>
+        <w:t>’2</w:t>
+      </w:r>
+      <w:r>
+        <w:rPr>
+          <w:sz w:val="20"/>
+          <w:szCs w:val="20"/>
+        </w:rPr>
+        <w:t>6</w:t>
       </w:r>
     </w:p>
     <w:p>
@@ -1707,14 +1752,87 @@
           <w:sz w:val="20"/>
           <w:szCs w:val="20"/>
         </w:rPr>
-        <w:t>D</w:t>
-      </w:r>
-      <w:r>
-        <w:rPr>
-          <w:sz w:val="20"/>
-          <w:szCs w:val="20"/>
-        </w:rPr>
-        <w:t>eveloped a full-stack ticketing system using Node.js and Docker, enabling real-time order management between cashier and barista interfaces; configured local network communication via static IP addresses for multi-device synchronization</w:t>
+        <w:t xml:space="preserve">Designed and implemented a switch </w:t>
+      </w:r>
+      <w:proofErr w:type="spellStart"/>
+      <w:r>
+        <w:rPr>
+          <w:sz w:val="20"/>
+          <w:szCs w:val="20"/>
+        </w:rPr>
+        <w:t>debouncer</w:t>
+      </w:r>
+      <w:proofErr w:type="spellEnd"/>
+      <w:r>
+        <w:rPr>
+          <w:sz w:val="20"/>
+          <w:szCs w:val="20"/>
+        </w:rPr>
+        <w:t xml:space="preserve"> module in </w:t>
+      </w:r>
+      <w:proofErr w:type="spellStart"/>
+      <w:r>
+        <w:rPr>
+          <w:sz w:val="20"/>
+          <w:szCs w:val="20"/>
+        </w:rPr>
+        <w:t>SystermVerilog</w:t>
+      </w:r>
+      <w:proofErr w:type="spellEnd"/>
+      <w:r>
+        <w:rPr>
+          <w:sz w:val="20"/>
+          <w:szCs w:val="20"/>
+        </w:rPr>
+        <w:t xml:space="preserve"> on a </w:t>
+      </w:r>
+      <w:proofErr w:type="spellStart"/>
+      <w:r>
+        <w:rPr>
+          <w:sz w:val="20"/>
+          <w:szCs w:val="20"/>
+        </w:rPr>
+        <w:t>Nexys</w:t>
+      </w:r>
+      <w:proofErr w:type="spellEnd"/>
+      <w:r>
+        <w:rPr>
+          <w:sz w:val="20"/>
+          <w:szCs w:val="20"/>
+        </w:rPr>
+        <w:t xml:space="preserve"> A7 FPGA using Xilinx </w:t>
+      </w:r>
+      <w:proofErr w:type="spellStart"/>
+      <w:r>
+        <w:rPr>
+          <w:sz w:val="20"/>
+          <w:szCs w:val="20"/>
+        </w:rPr>
+        <w:t>Vivado</w:t>
+      </w:r>
+      <w:proofErr w:type="spellEnd"/>
+      <w:r>
+        <w:rPr>
+          <w:sz w:val="20"/>
+          <w:szCs w:val="20"/>
+        </w:rPr>
+        <w:t xml:space="preserve"> to </w:t>
+      </w:r>
+      <w:proofErr w:type="spellStart"/>
+      <w:r>
+        <w:rPr>
+          <w:sz w:val="20"/>
+          <w:szCs w:val="20"/>
+        </w:rPr>
+        <w:t>elimnate</w:t>
+      </w:r>
+      <w:proofErr w:type="spellEnd"/>
+      <w:r>
+        <w:rPr>
+          <w:sz w:val="20"/>
+          <w:szCs w:val="20"/>
+        </w:rPr>
+        <w:t xml:space="preserve"> mechanical bounce and ensure stable digital inputs</w:t>
       </w:r>
     </w:p>
     <w:p>
@@ -1735,7 +1853,7 @@
           <w:sz w:val="20"/>
           <w:szCs w:val="20"/>
         </w:rPr>
-        <w:t>Designed and implemented a responsive frontend in HTML, CSS, and JavaScript, creating an intuitive interface for placing, updating, and tracking orders in a café themed web application</w:t>
+        <w:t>Used an oscilloscope to probe switch input signals and verify debouncing performance, analyzing waveform timing and confirming elimination of transient noise before and after FPGA processing</w:t>
       </w:r>
     </w:p>
     <w:p>
@@ -1753,63 +1871,90 @@
           <w:sz w:val="20"/>
           <w:szCs w:val="20"/>
         </w:rPr>
-        <w:t>WDI Imagination Disney Imagineering Competition</w:t>
-      </w:r>
-      <w:r>
-        <w:rPr>
-          <w:sz w:val="20"/>
-          <w:szCs w:val="20"/>
-        </w:rPr>
-        <w:tab/>
-      </w:r>
-      <w:r>
-        <w:rPr>
-          <w:sz w:val="20"/>
-          <w:szCs w:val="20"/>
-        </w:rPr>
-        <w:tab/>
-      </w:r>
-      <w:r>
-        <w:rPr>
-          <w:sz w:val="20"/>
-          <w:szCs w:val="20"/>
-        </w:rPr>
-        <w:tab/>
-      </w:r>
-      <w:r>
-        <w:rPr>
-          <w:sz w:val="20"/>
-          <w:szCs w:val="20"/>
-        </w:rPr>
-        <w:tab/>
-      </w:r>
-      <w:r>
-        <w:rPr>
-          <w:sz w:val="20"/>
-          <w:szCs w:val="20"/>
-        </w:rPr>
-        <w:tab/>
-      </w:r>
-      <w:r>
-        <w:rPr>
-          <w:sz w:val="20"/>
-          <w:szCs w:val="20"/>
-        </w:rPr>
-        <w:tab/>
-      </w:r>
-      <w:r>
-        <w:rPr>
-          <w:sz w:val="20"/>
-          <w:szCs w:val="20"/>
-        </w:rPr>
-        <w:tab/>
-      </w:r>
-      <w:r>
-        <w:rPr>
-          <w:sz w:val="20"/>
-          <w:szCs w:val="20"/>
-        </w:rPr>
-        <w:tab/>
+        <w:t>PIC18F4620 Stoplight Module</w:t>
+      </w:r>
+      <w:r>
+        <w:rPr>
+          <w:sz w:val="20"/>
+          <w:szCs w:val="20"/>
+        </w:rPr>
+        <w:tab/>
+      </w:r>
+      <w:r>
+        <w:rPr>
+          <w:sz w:val="20"/>
+          <w:szCs w:val="20"/>
+        </w:rPr>
+        <w:tab/>
+      </w:r>
+      <w:r>
+        <w:rPr>
+          <w:sz w:val="20"/>
+          <w:szCs w:val="20"/>
+        </w:rPr>
+        <w:tab/>
+      </w:r>
+      <w:r>
+        <w:rPr>
+          <w:sz w:val="20"/>
+          <w:szCs w:val="20"/>
+        </w:rPr>
+        <w:tab/>
+      </w:r>
+      <w:r>
+        <w:rPr>
+          <w:sz w:val="20"/>
+          <w:szCs w:val="20"/>
+        </w:rPr>
+        <w:tab/>
+      </w:r>
+      <w:r>
+        <w:rPr>
+          <w:sz w:val="20"/>
+          <w:szCs w:val="20"/>
+        </w:rPr>
+        <w:tab/>
+      </w:r>
+      <w:r>
+        <w:rPr>
+          <w:sz w:val="20"/>
+          <w:szCs w:val="20"/>
+        </w:rPr>
+        <w:tab/>
+      </w:r>
+      <w:r>
+        <w:rPr>
+          <w:sz w:val="20"/>
+          <w:szCs w:val="20"/>
+        </w:rPr>
+        <w:tab/>
+      </w:r>
+      <w:r>
+        <w:rPr>
+          <w:sz w:val="20"/>
+          <w:szCs w:val="20"/>
+        </w:rPr>
+        <w:tab/>
+      </w:r>
+      <w:r>
+        <w:rPr>
+          <w:sz w:val="20"/>
+          <w:szCs w:val="20"/>
+        </w:rPr>
+        <w:tab/>
+      </w:r>
+      <w:r>
+        <w:rPr>
+          <w:sz w:val="20"/>
+          <w:szCs w:val="20"/>
+        </w:rPr>
+        <w:tab/>
+      </w:r>
+      <w:r>
+        <w:rPr>
+          <w:sz w:val="20"/>
+          <w:szCs w:val="20"/>
+        </w:rPr>
         <w:t>Nov’ 24</w:t>
       </w:r>
     </w:p>
@@ -1831,7 +1976,39 @@
           <w:sz w:val="20"/>
           <w:szCs w:val="20"/>
         </w:rPr>
-        <w:t>Led a 3-person team as Project Manager and 3D Modeler for the WDI Disney Imagineering Competition, focused on reimagining public transportation in major cities.</w:t>
+        <w:t xml:space="preserve">Using </w:t>
+      </w:r>
+      <w:proofErr w:type="gramStart"/>
+      <w:r>
+        <w:rPr>
+          <w:sz w:val="20"/>
+          <w:szCs w:val="20"/>
+        </w:rPr>
+        <w:t>a PIC18F4620</w:t>
+      </w:r>
+      <w:proofErr w:type="gramEnd"/>
+      <w:r>
+        <w:rPr>
+          <w:sz w:val="20"/>
+          <w:szCs w:val="20"/>
+        </w:rPr>
+        <w:t xml:space="preserve"> Microcontroller and </w:t>
+      </w:r>
+      <w:proofErr w:type="spellStart"/>
+      <w:r>
+        <w:rPr>
+          <w:sz w:val="20"/>
+          <w:szCs w:val="20"/>
+        </w:rPr>
+        <w:t>MPLABxIDE</w:t>
+      </w:r>
+      <w:proofErr w:type="spellEnd"/>
+      <w:r>
+        <w:rPr>
+          <w:sz w:val="20"/>
+          <w:szCs w:val="20"/>
+        </w:rPr>
+        <w:t>, built an autonomous stoplight simulator in C</w:t>
       </w:r>
     </w:p>
     <w:p>
@@ -1852,7 +2029,7 @@
           <w:sz w:val="20"/>
           <w:szCs w:val="20"/>
         </w:rPr>
-        <w:t>Coordinated weekly team meetings and enforced project milestone to ensure timely progress and deliverables</w:t>
+        <w:t>Mapped red, yellow, and green LEDS to digital output pins and configured the PIC’s oscillator and configuration bits for an 8 MHz system clock, as well as using a TFT Display, 7 Segment Display, and buzzer</w:t>
       </w:r>
     </w:p>
     <w:p>
@@ -1873,7 +2050,7 @@
           <w:sz w:val="20"/>
           <w:szCs w:val="20"/>
         </w:rPr>
-        <w:t>Designed and rendered a detailed 3D train model using Blender to visually present our proposed transit solution and user experience</w:t>
+        <w:t>Used the MPLABX’s simulator and debugger to verify timing and validate state transitions</w:t>
       </w:r>
     </w:p>
     <w:p>
@@ -2294,8 +2471,17 @@
           <w:sz w:val="20"/>
           <w:szCs w:val="20"/>
         </w:rPr>
-        <w:t>, AutoCAD, Solidworks</w:t>
-      </w:r>
+        <w:t xml:space="preserve">, AutoCAD, </w:t>
+      </w:r>
+      <w:proofErr w:type="spellStart"/>
+      <w:r>
+        <w:rPr>
+          <w:sz w:val="20"/>
+          <w:szCs w:val="20"/>
+        </w:rPr>
+        <w:t>Solidworks</w:t>
+      </w:r>
+      <w:proofErr w:type="spellEnd"/>
     </w:p>
     <w:p>
       <w:pPr>

--- a/Resume/Rick Unite_ECE_Resume.docx
+++ b/Resume/Rick Unite_ECE_Resume.docx
@@ -1617,51 +1617,21 @@
           <w:sz w:val="20"/>
           <w:szCs w:val="20"/>
         </w:rPr>
-        <w:t xml:space="preserve">FPGA </w:t>
-      </w:r>
-      <w:proofErr w:type="spellStart"/>
-      <w:r>
-        <w:rPr>
-          <w:sz w:val="20"/>
-          <w:szCs w:val="20"/>
-        </w:rPr>
-        <w:t>Debouncer</w:t>
-      </w:r>
-      <w:proofErr w:type="spellEnd"/>
-      <w:r>
-        <w:rPr>
-          <w:sz w:val="20"/>
-          <w:szCs w:val="20"/>
-        </w:rPr>
-        <w:tab/>
-      </w:r>
-      <w:r>
-        <w:rPr>
-          <w:sz w:val="20"/>
-          <w:szCs w:val="20"/>
-        </w:rPr>
-        <w:tab/>
-      </w:r>
-      <w:r>
-        <w:rPr>
-          <w:sz w:val="20"/>
-          <w:szCs w:val="20"/>
-        </w:rPr>
-        <w:tab/>
-      </w:r>
-      <w:r>
-        <w:rPr>
-          <w:sz w:val="20"/>
-          <w:szCs w:val="20"/>
-        </w:rPr>
-        <w:tab/>
-      </w:r>
-      <w:r>
-        <w:rPr>
-          <w:sz w:val="20"/>
-          <w:szCs w:val="20"/>
-        </w:rPr>
-        <w:tab/>
+        <w:t>Northr</w:t>
+      </w:r>
+      <w:r>
+        <w:rPr>
+          <w:sz w:val="20"/>
+          <w:szCs w:val="20"/>
+        </w:rPr>
+        <w:t>o</w:t>
+      </w:r>
+      <w:r>
+        <w:rPr>
+          <w:sz w:val="20"/>
+          <w:szCs w:val="20"/>
+        </w:rPr>
+        <w:t>p Grumman Collaboration Project Weather Station</w:t>
       </w:r>
       <w:r>
         <w:rPr>
@@ -1752,87 +1722,7 @@
           <w:sz w:val="20"/>
           <w:szCs w:val="20"/>
         </w:rPr>
-        <w:t xml:space="preserve">Designed and implemented a switch </w:t>
-      </w:r>
-      <w:proofErr w:type="spellStart"/>
-      <w:r>
-        <w:rPr>
-          <w:sz w:val="20"/>
-          <w:szCs w:val="20"/>
-        </w:rPr>
-        <w:t>debouncer</w:t>
-      </w:r>
-      <w:proofErr w:type="spellEnd"/>
-      <w:r>
-        <w:rPr>
-          <w:sz w:val="20"/>
-          <w:szCs w:val="20"/>
-        </w:rPr>
-        <w:t xml:space="preserve"> module in </w:t>
-      </w:r>
-      <w:proofErr w:type="spellStart"/>
-      <w:r>
-        <w:rPr>
-          <w:sz w:val="20"/>
-          <w:szCs w:val="20"/>
-        </w:rPr>
-        <w:t>SystermVerilog</w:t>
-      </w:r>
-      <w:proofErr w:type="spellEnd"/>
-      <w:r>
-        <w:rPr>
-          <w:sz w:val="20"/>
-          <w:szCs w:val="20"/>
-        </w:rPr>
-        <w:t xml:space="preserve"> on a </w:t>
-      </w:r>
-      <w:proofErr w:type="spellStart"/>
-      <w:r>
-        <w:rPr>
-          <w:sz w:val="20"/>
-          <w:szCs w:val="20"/>
-        </w:rPr>
-        <w:t>Nexys</w:t>
-      </w:r>
-      <w:proofErr w:type="spellEnd"/>
-      <w:r>
-        <w:rPr>
-          <w:sz w:val="20"/>
-          <w:szCs w:val="20"/>
-        </w:rPr>
-        <w:t xml:space="preserve"> A7 FPGA using Xilinx </w:t>
-      </w:r>
-      <w:proofErr w:type="spellStart"/>
-      <w:r>
-        <w:rPr>
-          <w:sz w:val="20"/>
-          <w:szCs w:val="20"/>
-        </w:rPr>
-        <w:t>Vivado</w:t>
-      </w:r>
-      <w:proofErr w:type="spellEnd"/>
-      <w:r>
-        <w:rPr>
-          <w:sz w:val="20"/>
-          <w:szCs w:val="20"/>
-        </w:rPr>
-        <w:t xml:space="preserve"> to </w:t>
-      </w:r>
-      <w:proofErr w:type="spellStart"/>
-      <w:r>
-        <w:rPr>
-          <w:sz w:val="20"/>
-          <w:szCs w:val="20"/>
-        </w:rPr>
-        <w:t>elimnate</w:t>
-      </w:r>
-      <w:proofErr w:type="spellEnd"/>
-      <w:r>
-        <w:rPr>
-          <w:sz w:val="20"/>
-          <w:szCs w:val="20"/>
-        </w:rPr>
-        <w:t xml:space="preserve"> mechanical bounce and ensure stable digital inputs</w:t>
+        <w:t>Worked on the Ground Control Station team for my school’s NGCP, tasked with building a weather station to assist with monitoring data for our search and rescue UAV</w:t>
       </w:r>
     </w:p>
     <w:p>
@@ -1853,7 +1743,44 @@
           <w:sz w:val="20"/>
           <w:szCs w:val="20"/>
         </w:rPr>
-        <w:t>Used an oscilloscope to probe switch input signals and verify debouncing performance, analyzing waveform timing and confirming elimination of transient noise before and after FPGA processing</w:t>
+        <w:t>Designed and built an ESP32 based weather station integrating multiple sensors, photo resistor, temperature, humidity, wind speed and direction sensors to collect and process real-time environmental data</w:t>
+      </w:r>
+    </w:p>
+    <w:p>
+      <w:pPr>
+        <w:numPr>
+          <w:ilvl w:val="0"/>
+          <w:numId w:val="4"/>
+        </w:numPr>
+        <w:spacing w:line="240" w:lineRule="auto"/>
+        <w:ind w:right="0" w:hanging="360"/>
+        <w:rPr>
+          <w:sz w:val="20"/>
+          <w:szCs w:val="20"/>
+        </w:rPr>
+      </w:pPr>
+      <w:r>
+        <w:rPr>
+          <w:sz w:val="20"/>
+          <w:szCs w:val="20"/>
+        </w:rPr>
+        <w:t xml:space="preserve">Created a schematic on </w:t>
+      </w:r>
+      <w:proofErr w:type="spellStart"/>
+      <w:r>
+        <w:rPr>
+          <w:sz w:val="20"/>
+          <w:szCs w:val="20"/>
+        </w:rPr>
+        <w:t>KiCad</w:t>
+      </w:r>
+      <w:proofErr w:type="spellEnd"/>
+      <w:r>
+        <w:rPr>
+          <w:sz w:val="20"/>
+          <w:szCs w:val="20"/>
+        </w:rPr>
+        <w:t xml:space="preserve"> and ordered a personal PCB board</w:t>
       </w:r>
     </w:p>
     <w:p>
@@ -1955,7 +1882,21 @@
           <w:sz w:val="20"/>
           <w:szCs w:val="20"/>
         </w:rPr>
-        <w:t>Nov’ 24</w:t>
+        <w:t>Apr ’</w:t>
+      </w:r>
+      <w:r>
+        <w:rPr>
+          <w:sz w:val="20"/>
+          <w:szCs w:val="20"/>
+        </w:rPr>
+        <w:t>2</w:t>
+      </w:r>
+      <w:r>
+        <w:rPr>
+          <w:sz w:val="20"/>
+          <w:szCs w:val="20"/>
+        </w:rPr>
+        <w:t>5</w:t>
       </w:r>
     </w:p>
     <w:p>
